--- a/EXPORTS/DOCX/published/niveau3/Dutch/RijksmuseumAmsterdam.docx
+++ b/EXPORTS/DOCX/published/niveau3/Dutch/RijksmuseumAmsterdam.docx
@@ -628,8 +628,16 @@
           <w:i w:val="0"/>
           <w:color w:val="0000FF"/>
           <w:sz w:val="24"/>
+          <w:u w:val="single"/>
         </w:rPr>
-        <w:t>Ko</w:t>
+        <w:hyperlink r:id="rId10" w:history="1">
+          <w:r>
+            <w:rPr>
+              <w:rStyle w:val="Hyperlink"/>
+            </w:rPr>
+            <w:t>Ko</w:t>
+          </w:r>
+        </w:hyperlink>
       </w:r>
       <w:r>
         <w:rPr>
@@ -667,8 +675,16 @@
           <w:i w:val="0"/>
           <w:color w:val="0000FF"/>
           <w:sz w:val="24"/>
+          <w:u w:val="single"/>
         </w:rPr>
-        <w:t>K</w:t>
+        <w:hyperlink r:id="rId11" w:history="1">
+          <w:r>
+            <w:rPr>
+              <w:rStyle w:val="Hyperlink"/>
+            </w:rPr>
+            <w:t>K</w:t>
+          </w:r>
+        </w:hyperlink>
       </w:r>
       <w:r>
         <w:rPr>
@@ -679,7 +695,7 @@
           <w:sz w:val="24"/>
           <w:u w:val="single"/>
         </w:rPr>
-        <w:hyperlink r:id="rId10" w:history="1">
+        <w:hyperlink r:id="rId11" w:history="1">
           <w:r>
             <w:rPr>
               <w:rStyle w:val="Hyperlink"/>
@@ -790,7 +806,7 @@
           <w:sz w:val="24"/>
           <w:u w:val="single"/>
         </w:rPr>
-        <w:hyperlink r:id="rId11" w:history="1">
+        <w:hyperlink r:id="rId12" w:history="1">
           <w:r>
             <w:rPr>
               <w:rStyle w:val="Hyperlink"/>
@@ -862,7 +878,7 @@
           <w:sz w:val="24"/>
           <w:u w:val="single"/>
         </w:rPr>
-        <w:hyperlink r:id="rId12" w:history="1">
+        <w:hyperlink r:id="rId11" w:history="1">
           <w:r>
             <w:rPr>
               <w:rStyle w:val="Hyperlink"/>
@@ -880,7 +896,7 @@
           <w:sz w:val="24"/>
           <w:u w:val="single"/>
         </w:rPr>
-        <w:hyperlink r:id="rId12" w:history="1">
+        <w:hyperlink r:id="rId11" w:history="1">
           <w:r>
             <w:rPr>
               <w:rStyle w:val="Hyperlink"/>
@@ -898,7 +914,7 @@
           <w:sz w:val="24"/>
           <w:u w:val="single"/>
         </w:rPr>
-        <w:hyperlink r:id="rId12" w:history="1">
+        <w:hyperlink r:id="rId11" w:history="1">
           <w:r>
             <w:rPr>
               <w:rStyle w:val="Hyperlink"/>
@@ -927,7 +943,7 @@
           <w:sz w:val="24"/>
           <w:u w:val="single"/>
         </w:rPr>
-        <w:hyperlink r:id="rId12" w:history="1">
+        <w:hyperlink r:id="rId11" w:history="1">
           <w:r>
             <w:rPr>
               <w:rStyle w:val="Hyperlink"/>
@@ -956,7 +972,7 @@
           <w:sz w:val="24"/>
           <w:u w:val="single"/>
         </w:rPr>
-        <w:hyperlink r:id="rId12" w:history="1">
+        <w:hyperlink r:id="rId11" w:history="1">
           <w:r>
             <w:rPr>
               <w:rStyle w:val="Hyperlink"/>

--- a/EXPORTS/DOCX/published/niveau3/Dutch/RijksmuseumAmsterdam.docx
+++ b/EXPORTS/DOCX/published/niveau3/Dutch/RijksmuseumAmsterdam.docx
@@ -429,7 +429,7 @@
           <w:color w:val="000000"/>
           <w:sz w:val="24"/>
         </w:rPr>
-        <w:t>Haarlem, het Nederland</w:t>
+        <w:t>Haarlem, het Nederlandsch Museum van Geschie</w:t>
       </w:r>
       <w:r>
         <w:rPr>
@@ -440,132 +440,7 @@
           <w:color w:val="000000"/>
           <w:sz w:val="24"/>
         </w:rPr>
-        <w:hyperlink r:id="rId9" w:history="1">
-          <w:r>
-            <w:rPr>
-              <w:rStyle w:val="Hyperlink"/>
-            </w:rPr>
-            <w:t>sch Muse</w:t>
-          </w:r>
-        </w:hyperlink>
-      </w:r>
-      <w:r>
-        <w:rPr>
-          <w:u w:val="single" w:color="0000ff"/>
-          <w:rFonts w:ascii="Charis SIL Regular" w:hAnsi="Charis SIL Regular" w:eastAsia="Charis SIL Regular"/>
-          <w:b w:val="0"/>
-          <w:i w:val="0"/>
-          <w:color w:val="000000"/>
-          <w:sz w:val="24"/>
-        </w:rPr>
-        <w:hyperlink r:id="rId9" w:history="1">
-          <w:r>
-            <w:rPr>
-              <w:rStyle w:val="Hyperlink"/>
-            </w:rPr>
-            <w:t>u</w:t>
-          </w:r>
-        </w:hyperlink>
-      </w:r>
-      <w:r>
-        <w:rPr>
-          <w:u w:val="single" w:color="0000ff"/>
-          <w:rFonts w:ascii="Charis SIL Regular" w:hAnsi="Charis SIL Regular" w:eastAsia="Charis SIL Regular"/>
-          <w:b w:val="0"/>
-          <w:i w:val="0"/>
-          <w:color w:val="000000"/>
-          <w:sz w:val="24"/>
-        </w:rPr>
-        <w:hyperlink r:id="rId9" w:history="1">
-          <w:r>
-            <w:rPr>
-              <w:rStyle w:val="Hyperlink"/>
-            </w:rPr>
-            <w:t>m van</w:t>
-          </w:r>
-        </w:hyperlink>
-      </w:r>
-      <w:r>
-        <w:rPr>
-          <w:u w:val="single" w:color="0000ff"/>
-          <w:rFonts w:ascii="Charis SIL Regular" w:hAnsi="Charis SIL Regular" w:eastAsia="Charis SIL Regular"/>
-          <w:b w:val="0"/>
-          <w:i w:val="0"/>
-          <w:color w:val="000000"/>
-          <w:sz w:val="24"/>
-        </w:rPr>
-        <w:hyperlink r:id="rId9" w:history="1">
-          <w:r>
-            <w:rPr>
-              <w:rStyle w:val="Hyperlink"/>
-            </w:rPr>
-            <w:t xml:space="preserve"> Geschi</w:t>
-          </w:r>
-        </w:hyperlink>
-      </w:r>
-      <w:r>
-        <w:rPr>
-          <w:rFonts w:ascii="Charis SIL Regular" w:hAnsi="Charis SIL Regular" w:eastAsia="Charis SIL Regular"/>
-          <w:b w:val="0"/>
-          <w:i w:val="0"/>
-          <w:color w:val="000000"/>
-          <w:sz w:val="24"/>
-        </w:rPr>
-        <w:t>e</w:t>
-      </w:r>
-      <w:r>
-        <w:rPr>
-          <w:u w:val="single" w:color="0000ff"/>
-          <w:rFonts w:ascii="Charis SIL Regular" w:hAnsi="Charis SIL Regular" w:eastAsia="Charis SIL Regular"/>
-          <w:b w:val="0"/>
-          <w:i w:val="0"/>
-          <w:color w:val="000000"/>
-          <w:sz w:val="24"/>
-        </w:rPr>
-        <w:hyperlink r:id="rId10" w:history="1">
-          <w:r>
-            <w:rPr>
-              <w:rStyle w:val="Hyperlink"/>
-            </w:rPr>
-            <w:t>d</w:t>
-          </w:r>
-        </w:hyperlink>
-      </w:r>
-      <w:r>
-        <w:rPr>
-          <w:u w:val="single" w:color="0000ff"/>
-          <w:rFonts w:ascii="Charis SIL Regular" w:hAnsi="Charis SIL Regular" w:eastAsia="Charis SIL Regular"/>
-          <w:b w:val="0"/>
-          <w:i w:val="0"/>
-          <w:color w:val="000000"/>
-          <w:sz w:val="24"/>
-        </w:rPr>
-        <w:hyperlink r:id="rId10" w:history="1">
-          <w:r>
-            <w:rPr>
-              <w:rStyle w:val="Hyperlink"/>
-            </w:rPr>
-            <w:t>e</w:t>
-          </w:r>
-        </w:hyperlink>
-      </w:r>
-      <w:r>
-        <w:rPr>
-          <w:u w:val="single" w:color="0000ff"/>
-          <w:rFonts w:ascii="Charis SIL Regular" w:hAnsi="Charis SIL Regular" w:eastAsia="Charis SIL Regular"/>
-          <w:b w:val="0"/>
-          <w:i w:val="0"/>
-          <w:color w:val="000000"/>
-          <w:sz w:val="24"/>
-        </w:rPr>
-        <w:hyperlink r:id="rId10" w:history="1">
-          <w:r>
-            <w:rPr>
-              <w:rStyle w:val="Hyperlink"/>
-            </w:rPr>
-            <w:t>nis e</w:t>
-          </w:r>
-        </w:hyperlink>
+        <w:t>denis e</w:t>
       </w:r>
       <w:r>
         <w:rPr>
@@ -677,14 +552,7 @@
           <w:sz w:val="24"/>
           <w:u w:val="single"/>
         </w:rPr>
-        <w:hyperlink r:id="rId11" w:history="1">
-          <w:r>
-            <w:rPr>
-              <w:rStyle w:val="Hyperlink"/>
-            </w:rPr>
-            <w:t>K</w:t>
-          </w:r>
-        </w:hyperlink>
+        <w:t>K</w:t>
       </w:r>
       <w:r>
         <w:rPr>
@@ -695,7 +563,7 @@
           <w:sz w:val="24"/>
           <w:u w:val="single"/>
         </w:rPr>
-        <w:hyperlink r:id="rId11" w:history="1">
+        <w:hyperlink r:id="rId10" w:history="1">
           <w:r>
             <w:rPr>
               <w:rStyle w:val="Hyperlink"/>
@@ -824,7 +692,7 @@
           <w:sz w:val="24"/>
           <w:u w:val="single"/>
         </w:rPr>
-        <w:hyperlink r:id="rId11" w:history="1">
+        <w:hyperlink r:id="rId12" w:history="1">
           <w:r>
             <w:rPr>
               <w:rStyle w:val="Hyperlink"/>
@@ -842,7 +710,7 @@
           <w:sz w:val="24"/>
           <w:u w:val="single"/>
         </w:rPr>
-        <w:hyperlink r:id="rId11" w:history="1">
+        <w:hyperlink r:id="rId12" w:history="1">
           <w:r>
             <w:rPr>
               <w:rStyle w:val="Hyperlink"/>
@@ -878,7 +746,7 @@
           <w:sz w:val="24"/>
           <w:u w:val="single"/>
         </w:rPr>
-        <w:hyperlink r:id="rId11" w:history="1">
+        <w:hyperlink r:id="rId12" w:history="1">
           <w:r>
             <w:rPr>
               <w:rStyle w:val="Hyperlink"/>
@@ -896,7 +764,7 @@
           <w:sz w:val="24"/>
           <w:u w:val="single"/>
         </w:rPr>
-        <w:hyperlink r:id="rId11" w:history="1">
+        <w:hyperlink r:id="rId12" w:history="1">
           <w:r>
             <w:rPr>
               <w:rStyle w:val="Hyperlink"/>
